--- a/Лабораторна робота 3 Звіт.docx
+++ b/Лабораторна робота 3 Звіт.docx
@@ -251,6 +251,7 @@
       </w:pPr>
       <w:r>
         <w:rPr>
+          <w:noProof/>
           <w:sz w:val="28"/>
           <w:szCs w:val="28"/>
           <w:lang w:val="ru-RU"/>
@@ -329,10 +330,10 @@
           <w:szCs w:val="28"/>
         </w:rPr>
       </w:pPr>
-      <w:bookmarkStart w:id="0" w:name="_GoBack"/>
-      <w:r>
-        <w:rPr>
-          <w:rFonts w:ascii="Times New Roman" w:hAnsi="Times New Roman" w:cs="Times New Roman"/>
+      <w:r>
+        <w:rPr>
+          <w:rFonts w:ascii="Times New Roman" w:hAnsi="Times New Roman" w:cs="Times New Roman"/>
+          <w:noProof/>
           <w:sz w:val="28"/>
           <w:szCs w:val="28"/>
         </w:rPr>
@@ -372,7 +373,6 @@
           </wp:inline>
         </w:drawing>
       </w:r>
-      <w:bookmarkEnd w:id="0"/>
     </w:p>
     <w:p>
       <w:pPr>
@@ -414,6 +414,7 @@
       <w:r>
         <w:rPr>
           <w:rFonts w:ascii="Times New Roman" w:hAnsi="Times New Roman" w:cs="Times New Roman"/>
+          <w:noProof/>
           <w:sz w:val="28"/>
           <w:szCs w:val="28"/>
         </w:rPr>
@@ -645,9 +646,40 @@
         </w:rPr>
         <w:t xml:space="preserve"> </w:t>
       </w:r>
+      <w:hyperlink r:id="rId9" w:history="1">
+        <w:r>
+          <w:rPr>
+            <w:rStyle w:val="a8"/>
+            <w:sz w:val="28"/>
+            <w:szCs w:val="28"/>
+            <w:lang w:val="ru-RU"/>
+          </w:rPr>
+          <w:t>https://github.com/OleksandrT</w:t>
+        </w:r>
+        <w:bookmarkStart w:id="0" w:name="_GoBack"/>
+        <w:bookmarkEnd w:id="0"/>
+        <w:r>
+          <w:rPr>
+            <w:rStyle w:val="a8"/>
+            <w:sz w:val="28"/>
+            <w:szCs w:val="28"/>
+            <w:lang w:val="ru-RU"/>
+          </w:rPr>
+          <w:t>r</w:t>
+        </w:r>
+        <w:r>
+          <w:rPr>
+            <w:rStyle w:val="a8"/>
+            <w:sz w:val="28"/>
+            <w:szCs w:val="28"/>
+            <w:lang w:val="ru-RU"/>
+          </w:rPr>
+          <w:t>etiak1/LabPP3</w:t>
+        </w:r>
+      </w:hyperlink>
     </w:p>
     <w:sectPr>
-      <w:headerReference w:type="first" r:id="rId9"/>
+      <w:headerReference w:type="first" r:id="rId10"/>
       <w:pgSz w:w="11906" w:h="16838"/>
       <w:pgMar w:top="1134" w:right="1134" w:bottom="1134" w:left="1134" w:header="708" w:footer="708" w:gutter="0"/>
       <w:cols w:space="708"/>
@@ -1320,6 +1352,30 @@
       <w:u w:val="single"/>
     </w:rPr>
   </w:style>
+  <w:style w:type="character" w:styleId="a9">
+    <w:name w:val="Unresolved Mention"/>
+    <w:basedOn w:val="a0"/>
+    <w:uiPriority w:val="99"/>
+    <w:semiHidden/>
+    <w:unhideWhenUsed/>
+    <w:rsid w:val="00A63392"/>
+    <w:rPr>
+      <w:color w:val="605E5C"/>
+      <w:shd w:val="clear" w:color="auto" w:fill="E1DFDD"/>
+    </w:rPr>
+  </w:style>
+  <w:style w:type="character" w:styleId="aa">
+    <w:name w:val="FollowedHyperlink"/>
+    <w:basedOn w:val="a0"/>
+    <w:uiPriority w:val="99"/>
+    <w:semiHidden/>
+    <w:unhideWhenUsed/>
+    <w:rsid w:val="00A63392"/>
+    <w:rPr>
+      <w:color w:val="954F72" w:themeColor="followedHyperlink"/>
+      <w:u w:val="single"/>
+    </w:rPr>
+  </w:style>
 </w:styles>
 </file>
 
